--- a/share/SIH26-A0H-T052_Student_Declaration.docx
+++ b/share/SIH26-A0H-T052_Student_Declaration.docx
@@ -412,13 +412,6 @@
                 <w:szCs w:val="20"/>
               </w:rPr>
             </w:pPr>
-            <w:r>
-              <w:rPr>
-                <w:sz w:val="20"/>
-                <w:szCs w:val="20"/>
-              </w:rPr>
-              <w:t>+91</w:t>
-            </w:r>
           </w:p>
           <w:p>
             <w:pPr>
@@ -623,13 +616,6 @@
                 <w:szCs w:val="20"/>
               </w:rPr>
             </w:pPr>
-            <w:r>
-              <w:rPr>
-                <w:sz w:val="20"/>
-                <w:szCs w:val="20"/>
-              </w:rPr>
-              <w:t>+91</w:t>
-            </w:r>
           </w:p>
           <w:p>
             <w:pPr>
@@ -836,13 +822,6 @@
                 <w:szCs w:val="20"/>
               </w:rPr>
             </w:pPr>
-            <w:r>
-              <w:rPr>
-                <w:sz w:val="20"/>
-                <w:szCs w:val="20"/>
-              </w:rPr>
-              <w:t>+91</w:t>
-            </w:r>
           </w:p>
           <w:p>
             <w:pPr>
@@ -1040,13 +1019,6 @@
                 <w:szCs w:val="20"/>
               </w:rPr>
             </w:pPr>
-            <w:r>
-              <w:rPr>
-                <w:sz w:val="20"/>
-                <w:szCs w:val="20"/>
-              </w:rPr>
-              <w:t>+91</w:t>
-            </w:r>
           </w:p>
           <w:p>
             <w:pPr>
@@ -1253,13 +1225,6 @@
                 <w:szCs w:val="20"/>
               </w:rPr>
             </w:pPr>
-            <w:r>
-              <w:rPr>
-                <w:sz w:val="20"/>
-                <w:szCs w:val="20"/>
-              </w:rPr>
-              <w:t>+91</w:t>
-            </w:r>
           </w:p>
           <w:p>
             <w:pPr>
@@ -1466,13 +1431,6 @@
                 <w:szCs w:val="20"/>
               </w:rPr>
             </w:pPr>
-            <w:r>
-              <w:rPr>
-                <w:sz w:val="20"/>
-                <w:szCs w:val="20"/>
-              </w:rPr>
-              <w:t>+91</w:t>
-            </w:r>
           </w:p>
           <w:p>
             <w:pPr>
